--- a/tillsyn/A 24846-2025 tillsynsbegäran.docx
+++ b/tillsyn/A 24846-2025 tillsynsbegäran.docx
@@ -403,7 +403,7 @@
     <w:r>
       <w:tab/>
       <w:tab/>
-      <w:t>2026-06-18</w:t>
+      <w:t>2026-06-19</w:t>
       <w:br/>
       <w:br/>
     </w:r>

--- a/tillsyn/A 24846-2025 tillsynsbegäran.docx
+++ b/tillsyn/A 24846-2025 tillsynsbegäran.docx
@@ -403,7 +403,7 @@
     <w:r>
       <w:tab/>
       <w:tab/>
-      <w:t>2026-06-19</w:t>
+      <w:t>2026-06-20</w:t>
       <w:br/>
       <w:br/>
     </w:r>

--- a/tillsyn/A 24846-2025 tillsynsbegäran.docx
+++ b/tillsyn/A 24846-2025 tillsynsbegäran.docx
@@ -12,10 +12,7 @@
     </w:p>
     <w:p>
       <w:r>
-        <w:t>Detta dokument behandlar höga naturvärden i avverkningsanmälan A 24846-2025 i Vännäs kommun som inkom 2025-05-22 och omfattar 2,8 ha.</w:t>
-      </w:r>
-      <w:r>
-        <w:t xml:space="preserve"> I Figur 1 visas fyndplatser för naturvårdsarter i området, som finns registrerade på Artportalen.</w:t>
+        <w:t>Denna tillsynsbegäran behandlar höga naturvärden i avverkningsanmälan A 24846-2025 i Vännäs kommun som inkom 2025-05-22 och omfattar 2,8 ha.</w:t>
       </w:r>
     </w:p>
     <w:p>
@@ -63,7 +60,20 @@
         <w:spacing w:after="240"/>
       </w:pPr>
       <w:r>
-        <w:t>Figur 1. Fyndplatser för naturvårdsarter inom 23 meter från avverkningsanmälan (röd linje). Inom parentes anges rödlistekategorier, S för signalarter, Tför typiska arter och fridlysningsparagrafer i artskyddsförordningen.Markörer utan svart kant är placerade på fyndplatsen. Markörer med svart kant är placerade vid sidan av fyndplatsen och har ett svart streck som visar fyndplatsens exakta position. Kartans mittpunktskoordinat är N 7104129, E 727979 i SWEREF 99 TM.</w:t>
+        <w:t>Figur 1. Fyndplatser för naturvårdsarter inom 23 meter från avverkningsanmälan. Markörer utan svart kant är placerade på fyndplatsen. Markörer med svart kant är placerade vid sidan av fyndplatsen har ett svart streck som visar fyndplatsens exakta position. Kartans mittpunktskoordinat är N 7104129, E 727979 i SWEREF 99 TM.</w:t>
+      </w:r>
+    </w:p>
+    <w:p>
+      <w:r>
+        <w:t>Inom 23 meter från avverkningsanmälan finns fynd av 1 naturvårdsarter, varav 1 är rödlistad och 1 är fridlyst: talltita (NT, §4). Se Figur 1.</w:t>
+      </w:r>
+    </w:p>
+    <w:p>
+      <w:pPr>
+        <w:pStyle w:val="Heading1"/>
+      </w:pPr>
+      <w:r>
+        <w:t>Tillsynsbegäran</w:t>
       </w:r>
     </w:p>
     <w:p>
@@ -77,53 +87,16 @@
       </w:r>
     </w:p>
     <w:p>
-      <w:r>
-        <w:t>Nedan beskrivs fynd av naturvårdsarter och fridlysta arter som gjorts i det avverkningsanmälda området. I BILAGA 1 finns artfakta om fridlysta arter.</w:t>
-      </w:r>
-    </w:p>
-    <w:p>
       <w:pPr>
         <w:pStyle w:val="Heading1"/>
       </w:pPr>
       <w:r>
-        <w:t>Naturvårdsarter</w:t>
+        <w:t>Naturvårdsarter och fridlysta arter</w:t>
       </w:r>
     </w:p>
     <w:p>
       <w:r>
-        <w:t>Inom 23 meter från avverkningsanmälan har följande 1 naturvårdsarter hittats: talltita (NT, §4). Av dessa är 1 rödlistade. För rödlistade arter har rödlistekategorin angivits inom parentes. För fridlysta arter anges även paragrafen i Artskyddsförordningen som arten är fridlyst enligt.</w:t>
-      </w:r>
-    </w:p>
-    <w:p>
-      <w:r>
-        <w:t>De påträffade naturvårdsarterna är ett tydligt kvitto på att det rör sig om en skog med höga naturvärden.</w:t>
-      </w:r>
-    </w:p>
-    <w:p>
-      <w:pPr>
-        <w:pStyle w:val="Heading2"/>
-      </w:pPr>
-      <w:r>
-        <w:t>Fridlysta arter</w:t>
-      </w:r>
-    </w:p>
-    <w:p>
-      <w:r>
-        <w:t>Följande fridlysta arter har sina livsmiljöer och växtplatser i den avverkningsanmälda skogen: talltita (NT, §4).</w:t>
-      </w:r>
-    </w:p>
-    <w:p>
-      <w:r>
-        <w:t xml:space="preserve">Observera att medlemsländerna är skyldiga att agera i enlighet med EU:s fågeldirektiv där det uttryckligen står att direktivet gäller för fåglar samt för deras ägg, bon och </w:t>
-      </w:r>
-      <w:r>
-        <w:rPr>
-          <w:b/>
-        </w:rPr>
-        <w:t xml:space="preserve">livsmiljöer </w:t>
-      </w:r>
-      <w:r>
-        <w:t>(artikel 1). Vidare att de åtgärder som vidtas inte får leda till en försämring av den nuvarande situationen beträffande bevarandet av de fågelarter som avses i artikel 1 (artikel 13). Fågeldirektivet är styrande för tillsynsansvariga myndigheters ärendehantering, ställningstaganden och beslutsfattande.</w:t>
+        <w:t>Nedan följer beskrivningar av de naturvårdsarter och fridlysta arter som har sina livsmiljöer och växtplatser i den avverkningsanmälda skogen. Se även ytterligare artfakta i BILAGA 1. De påträffade naturvårdsarterna är ett tydligt kvitto på att det rör sig om en skog med höga naturvärden.</w:t>
       </w:r>
     </w:p>
     <w:p>
@@ -138,8 +111,25 @@
       </w:r>
     </w:p>
     <w:p>
+      <w:pPr>
+        <w:pStyle w:val="Heading1"/>
+      </w:pPr>
       <w:r>
-        <w:t>I BILAGA 1 finns mer detaljerad information om ekologi samt krav på livsmiljö hos fridlysta arter.</w:t>
+        <w:t>EU:s fågeldirektiv</w:t>
+      </w:r>
+    </w:p>
+    <w:p>
+      <w:r>
+        <w:t xml:space="preserve">Europeiska unionens medlemsländer är skyldiga att agera i enlighet med EU:s fågeldirektiv där det uttryckligen står att direktivet gäller för fåglar samt för deras ägg, bon och </w:t>
+      </w:r>
+      <w:r>
+        <w:rPr>
+          <w:b/>
+        </w:rPr>
+        <w:t xml:space="preserve">livsmiljöer </w:t>
+      </w:r>
+      <w:r>
+        <w:t>(artikel 1). Vidare att de åtgärder som vidtas inte får leda till en försämring av den nuvarande situationen beträffande bevarandet av de fågelarter som avses i artikel 1 (artikel 13). Fågeldirektivet är styrande för tillsynsansvariga myndigheters ärendehantering, ställningstaganden och beslutsfattande.</w:t>
       </w:r>
     </w:p>
     <w:p>
@@ -403,7 +393,7 @@
     <w:r>
       <w:tab/>
       <w:tab/>
-      <w:t>2026-06-20</w:t>
+      <w:t>2026-06-21</w:t>
       <w:br/>
       <w:br/>
     </w:r>

--- a/tillsyn/A 24846-2025 tillsynsbegäran.docx
+++ b/tillsyn/A 24846-2025 tillsynsbegäran.docx
@@ -393,7 +393,7 @@
     <w:r>
       <w:tab/>
       <w:tab/>
-      <w:t>2026-06-21</w:t>
+      <w:t>2026-06-22</w:t>
       <w:br/>
       <w:br/>
     </w:r>

--- a/tillsyn/A 24846-2025 tillsynsbegäran.docx
+++ b/tillsyn/A 24846-2025 tillsynsbegäran.docx
@@ -393,7 +393,7 @@
     <w:r>
       <w:tab/>
       <w:tab/>
-      <w:t>2026-06-22</w:t>
+      <w:t>2026-06-23</w:t>
       <w:br/>
       <w:br/>
     </w:r>

--- a/tillsyn/A 24846-2025 tillsynsbegäran.docx
+++ b/tillsyn/A 24846-2025 tillsynsbegäran.docx
@@ -393,7 +393,7 @@
     <w:r>
       <w:tab/>
       <w:tab/>
-      <w:t>2026-06-23</w:t>
+      <w:t>2026-06-24</w:t>
       <w:br/>
       <w:br/>
     </w:r>

--- a/tillsyn/A 24846-2025 tillsynsbegäran.docx
+++ b/tillsyn/A 24846-2025 tillsynsbegäran.docx
@@ -393,7 +393,7 @@
     <w:r>
       <w:tab/>
       <w:tab/>
-      <w:t>2026-06-24</w:t>
+      <w:t>2026-06-25</w:t>
       <w:br/>
       <w:br/>
     </w:r>

--- a/tillsyn/A 24846-2025 tillsynsbegäran.docx
+++ b/tillsyn/A 24846-2025 tillsynsbegäran.docx
@@ -393,7 +393,7 @@
     <w:r>
       <w:tab/>
       <w:tab/>
-      <w:t>2026-06-25</w:t>
+      <w:t>2026-06-26</w:t>
       <w:br/>
       <w:br/>
     </w:r>

--- a/tillsyn/A 24846-2025 tillsynsbegäran.docx
+++ b/tillsyn/A 24846-2025 tillsynsbegäran.docx
@@ -393,7 +393,7 @@
     <w:r>
       <w:tab/>
       <w:tab/>
-      <w:t>2026-06-26</w:t>
+      <w:t>2026-06-27</w:t>
       <w:br/>
       <w:br/>
     </w:r>

--- a/tillsyn/A 24846-2025 tillsynsbegäran.docx
+++ b/tillsyn/A 24846-2025 tillsynsbegäran.docx
@@ -393,7 +393,7 @@
     <w:r>
       <w:tab/>
       <w:tab/>
-      <w:t>2026-06-27</w:t>
+      <w:t>2026-06-28</w:t>
       <w:br/>
       <w:br/>
     </w:r>

--- a/tillsyn/A 24846-2025 tillsynsbegäran.docx
+++ b/tillsyn/A 24846-2025 tillsynsbegäran.docx
@@ -393,7 +393,7 @@
     <w:r>
       <w:tab/>
       <w:tab/>
-      <w:t>2026-06-28</w:t>
+      <w:t>2026-06-29</w:t>
       <w:br/>
       <w:br/>
     </w:r>

--- a/tillsyn/A 24846-2025 tillsynsbegäran.docx
+++ b/tillsyn/A 24846-2025 tillsynsbegäran.docx
@@ -393,7 +393,7 @@
     <w:r>
       <w:tab/>
       <w:tab/>
-      <w:t>2026-06-29</w:t>
+      <w:t>2026-06-30</w:t>
       <w:br/>
       <w:br/>
     </w:r>

--- a/tillsyn/A 24846-2025 tillsynsbegäran.docx
+++ b/tillsyn/A 24846-2025 tillsynsbegäran.docx
@@ -393,7 +393,7 @@
     <w:r>
       <w:tab/>
       <w:tab/>
-      <w:t>2026-06-30</w:t>
+      <w:t>2026-07-01</w:t>
       <w:br/>
       <w:br/>
     </w:r>

--- a/tillsyn/A 24846-2025 tillsynsbegäran.docx
+++ b/tillsyn/A 24846-2025 tillsynsbegäran.docx
@@ -393,7 +393,7 @@
     <w:r>
       <w:tab/>
       <w:tab/>
-      <w:t>2026-07-01</w:t>
+      <w:t>2026-07-02</w:t>
       <w:br/>
       <w:br/>
     </w:r>

--- a/tillsyn/A 24846-2025 tillsynsbegäran.docx
+++ b/tillsyn/A 24846-2025 tillsynsbegäran.docx
@@ -393,7 +393,7 @@
     <w:r>
       <w:tab/>
       <w:tab/>
-      <w:t>2026-07-13</w:t>
+      <w:t>2026-07-14</w:t>
       <w:br/>
       <w:br/>
     </w:r>

--- a/tillsyn/A 24846-2025 tillsynsbegäran.docx
+++ b/tillsyn/A 24846-2025 tillsynsbegäran.docx
@@ -393,7 +393,7 @@
     <w:r>
       <w:tab/>
       <w:tab/>
-      <w:t>2026-07-14</w:t>
+      <w:t>2026-07-15</w:t>
       <w:br/>
       <w:br/>
     </w:r>

--- a/tillsyn/A 24846-2025 tillsynsbegäran.docx
+++ b/tillsyn/A 24846-2025 tillsynsbegäran.docx
@@ -393,7 +393,7 @@
     <w:r>
       <w:tab/>
       <w:tab/>
-      <w:t>2026-07-15</w:t>
+      <w:t>2026-07-16</w:t>
       <w:br/>
       <w:br/>
     </w:r>

--- a/tillsyn/A 24846-2025 tillsynsbegäran.docx
+++ b/tillsyn/A 24846-2025 tillsynsbegäran.docx
@@ -393,7 +393,7 @@
     <w:r>
       <w:tab/>
       <w:tab/>
-      <w:t>2026-07-16</w:t>
+      <w:t>2026-07-17</w:t>
       <w:br/>
       <w:br/>
     </w:r>

--- a/tillsyn/A 24846-2025 tillsynsbegäran.docx
+++ b/tillsyn/A 24846-2025 tillsynsbegäran.docx
@@ -393,7 +393,7 @@
     <w:r>
       <w:tab/>
       <w:tab/>
-      <w:t>2026-07-17</w:t>
+      <w:t>2026-07-18</w:t>
       <w:br/>
       <w:br/>
     </w:r>

--- a/tillsyn/A 24846-2025 tillsynsbegäran.docx
+++ b/tillsyn/A 24846-2025 tillsynsbegäran.docx
@@ -393,7 +393,7 @@
     <w:r>
       <w:tab/>
       <w:tab/>
-      <w:t>2026-07-18</w:t>
+      <w:t>2026-07-19</w:t>
       <w:br/>
       <w:br/>
     </w:r>

--- a/tillsyn/A 24846-2025 tillsynsbegäran.docx
+++ b/tillsyn/A 24846-2025 tillsynsbegäran.docx
@@ -393,7 +393,7 @@
     <w:r>
       <w:tab/>
       <w:tab/>
-      <w:t>2026-07-19</w:t>
+      <w:t>2026-07-20</w:t>
       <w:br/>
       <w:br/>
     </w:r>

--- a/tillsyn/A 24846-2025 tillsynsbegäran.docx
+++ b/tillsyn/A 24846-2025 tillsynsbegäran.docx
@@ -393,7 +393,7 @@
     <w:r>
       <w:tab/>
       <w:tab/>
-      <w:t>2026-07-20</w:t>
+      <w:t>2026-07-21</w:t>
       <w:br/>
       <w:br/>
     </w:r>

--- a/tillsyn/A 24846-2025 tillsynsbegäran.docx
+++ b/tillsyn/A 24846-2025 tillsynsbegäran.docx
@@ -393,7 +393,7 @@
     <w:r>
       <w:tab/>
       <w:tab/>
-      <w:t>2026-07-21</w:t>
+      <w:t>2026-07-22</w:t>
       <w:br/>
       <w:br/>
     </w:r>

--- a/tillsyn/A 24846-2025 tillsynsbegäran.docx
+++ b/tillsyn/A 24846-2025 tillsynsbegäran.docx
@@ -393,7 +393,7 @@
     <w:r>
       <w:tab/>
       <w:tab/>
-      <w:t>2026-07-22</w:t>
+      <w:t>2026-07-23</w:t>
       <w:br/>
       <w:br/>
     </w:r>

--- a/tillsyn/A 24846-2025 tillsynsbegäran.docx
+++ b/tillsyn/A 24846-2025 tillsynsbegäran.docx
@@ -393,7 +393,7 @@
     <w:r>
       <w:tab/>
       <w:tab/>
-      <w:t>2026-07-23</w:t>
+      <w:t>2026-07-24</w:t>
       <w:br/>
       <w:br/>
     </w:r>

--- a/tillsyn/A 24846-2025 tillsynsbegäran.docx
+++ b/tillsyn/A 24846-2025 tillsynsbegäran.docx
@@ -393,7 +393,7 @@
     <w:r>
       <w:tab/>
       <w:tab/>
-      <w:t>2026-07-24</w:t>
+      <w:t>2026-07-25</w:t>
       <w:br/>
       <w:br/>
     </w:r>

--- a/tillsyn/A 24846-2025 tillsynsbegäran.docx
+++ b/tillsyn/A 24846-2025 tillsynsbegäran.docx
@@ -393,7 +393,7 @@
     <w:r>
       <w:tab/>
       <w:tab/>
-      <w:t>2026-07-25</w:t>
+      <w:t>2026-07-26</w:t>
       <w:br/>
       <w:br/>
     </w:r>

--- a/tillsyn/A 24846-2025 tillsynsbegäran.docx
+++ b/tillsyn/A 24846-2025 tillsynsbegäran.docx
@@ -393,7 +393,7 @@
     <w:r>
       <w:tab/>
       <w:tab/>
-      <w:t>2026-07-26</w:t>
+      <w:t>2026-07-27</w:t>
       <w:br/>
       <w:br/>
     </w:r>

--- a/tillsyn/A 24846-2025 tillsynsbegäran.docx
+++ b/tillsyn/A 24846-2025 tillsynsbegäran.docx
@@ -393,7 +393,7 @@
     <w:r>
       <w:tab/>
       <w:tab/>
-      <w:t>2026-07-27</w:t>
+      <w:t>2026-07-28</w:t>
       <w:br/>
       <w:br/>
     </w:r>

--- a/tillsyn/A 24846-2025 tillsynsbegäran.docx
+++ b/tillsyn/A 24846-2025 tillsynsbegäran.docx
@@ -393,7 +393,7 @@
     <w:r>
       <w:tab/>
       <w:tab/>
-      <w:t>2026-07-28</w:t>
+      <w:t>2026-07-29</w:t>
       <w:br/>
       <w:br/>
     </w:r>

--- a/tillsyn/A 24846-2025 tillsynsbegäran.docx
+++ b/tillsyn/A 24846-2025 tillsynsbegäran.docx
@@ -393,7 +393,7 @@
     <w:r>
       <w:tab/>
       <w:tab/>
-      <w:t>2026-07-29</w:t>
+      <w:t>2026-07-30</w:t>
       <w:br/>
       <w:br/>
     </w:r>

--- a/tillsyn/A 24846-2025 tillsynsbegäran.docx
+++ b/tillsyn/A 24846-2025 tillsynsbegäran.docx
@@ -393,7 +393,7 @@
     <w:r>
       <w:tab/>
       <w:tab/>
-      <w:t>2026-07-30</w:t>
+      <w:t>2026-07-31</w:t>
       <w:br/>
       <w:br/>
     </w:r>

--- a/tillsyn/A 24846-2025 tillsynsbegäran.docx
+++ b/tillsyn/A 24846-2025 tillsynsbegäran.docx
@@ -393,7 +393,7 @@
     <w:r>
       <w:tab/>
       <w:tab/>
-      <w:t>2026-07-31</w:t>
+      <w:t>2026-08-01</w:t>
       <w:br/>
       <w:br/>
     </w:r>

--- a/tillsyn/A 24846-2025 tillsynsbegäran.docx
+++ b/tillsyn/A 24846-2025 tillsynsbegäran.docx
@@ -393,7 +393,7 @@
     <w:r>
       <w:tab/>
       <w:tab/>
-      <w:t>2026-08-01</w:t>
+      <w:t>2026-08-02</w:t>
       <w:br/>
       <w:br/>
     </w:r>

--- a/tillsyn/A 24846-2025 tillsynsbegäran.docx
+++ b/tillsyn/A 24846-2025 tillsynsbegäran.docx
@@ -393,7 +393,7 @@
     <w:r>
       <w:tab/>
       <w:tab/>
-      <w:t>2026-08-02</w:t>
+      <w:t>2026-08-03</w:t>
       <w:br/>
       <w:br/>
     </w:r>

--- a/tillsyn/A 24846-2025 tillsynsbegäran.docx
+++ b/tillsyn/A 24846-2025 tillsynsbegäran.docx
@@ -393,7 +393,7 @@
     <w:r>
       <w:tab/>
       <w:tab/>
-      <w:t>2026-08-03</w:t>
+      <w:t>2026-08-05</w:t>
       <w:br/>
       <w:br/>
     </w:r>

--- a/tillsyn/A 24846-2025 tillsynsbegäran.docx
+++ b/tillsyn/A 24846-2025 tillsynsbegäran.docx
@@ -393,7 +393,7 @@
     <w:r>
       <w:tab/>
       <w:tab/>
-      <w:t>2026-08-05</w:t>
+      <w:t>2026-08-07</w:t>
       <w:br/>
       <w:br/>
     </w:r>

--- a/tillsyn/A 24846-2025 tillsynsbegäran.docx
+++ b/tillsyn/A 24846-2025 tillsynsbegäran.docx
@@ -393,7 +393,7 @@
     <w:r>
       <w:tab/>
       <w:tab/>
-      <w:t>2026-08-07</w:t>
+      <w:t>2026-08-08</w:t>
       <w:br/>
       <w:br/>
     </w:r>

--- a/tillsyn/A 24846-2025 tillsynsbegäran.docx
+++ b/tillsyn/A 24846-2025 tillsynsbegäran.docx
@@ -60,7 +60,7 @@
         <w:spacing w:after="240"/>
       </w:pPr>
       <w:r>
-        <w:t>Figur 1. Fyndplatser för naturvårdsarter inom 23 meter från avverkningsanmälan. Markörer utan svart kant är placerade på fyndplatsen. Markörer med svart kant är placerade vid sidan av fyndplatsen har ett svart streck som visar fyndplatsens exakta position. Kartans mittpunktskoordinat är N 7104129, E 727979 i SWEREF 99 TM.</w:t>
+        <w:t>Figur 1. Fyndplatser för naturvårdsarter inom 23 meter från avverkningsanmälan. Markörer utan svart kant är placerade på fyndplatsen. Markörer med svart kant är placerade vid sidan av fyndplatsen och har ett svart streck som visar fyndplatsens exakta position. Kartans mittpunktskoordinat är N 7104129, E 727979 i SWEREF 99 TM.</w:t>
       </w:r>
     </w:p>
     <w:p>
@@ -393,7 +393,7 @@
     <w:r>
       <w:tab/>
       <w:tab/>
-      <w:t>2026-08-14</w:t>
+      <w:t>2026-08-15</w:t>
       <w:br/>
       <w:br/>
     </w:r>

--- a/tillsyn/A 24846-2025 tillsynsbegäran.docx
+++ b/tillsyn/A 24846-2025 tillsynsbegäran.docx
@@ -393,7 +393,7 @@
     <w:r>
       <w:tab/>
       <w:tab/>
-      <w:t>2026-08-15</w:t>
+      <w:t>2026-08-16</w:t>
       <w:br/>
       <w:br/>
     </w:r>

--- a/tillsyn/A 24846-2025 tillsynsbegäran.docx
+++ b/tillsyn/A 24846-2025 tillsynsbegäran.docx
@@ -393,7 +393,7 @@
     <w:r>
       <w:tab/>
       <w:tab/>
-      <w:t>2026-08-16</w:t>
+      <w:t>2026-08-17</w:t>
       <w:br/>
       <w:br/>
     </w:r>

--- a/tillsyn/A 24846-2025 tillsynsbegäran.docx
+++ b/tillsyn/A 24846-2025 tillsynsbegäran.docx
@@ -393,7 +393,7 @@
     <w:r>
       <w:tab/>
       <w:tab/>
-      <w:t>2026-08-17</w:t>
+      <w:t>2026-08-18</w:t>
       <w:br/>
       <w:br/>
     </w:r>

--- a/tillsyn/A 24846-2025 tillsynsbegäran.docx
+++ b/tillsyn/A 24846-2025 tillsynsbegäran.docx
@@ -393,7 +393,7 @@
     <w:r>
       <w:tab/>
       <w:tab/>
-      <w:t>2026-08-18</w:t>
+      <w:t>2026-08-19</w:t>
       <w:br/>
       <w:br/>
     </w:r>

--- a/tillsyn/A 24846-2025 tillsynsbegäran.docx
+++ b/tillsyn/A 24846-2025 tillsynsbegäran.docx
@@ -393,7 +393,7 @@
     <w:r>
       <w:tab/>
       <w:tab/>
-      <w:t>2026-08-19</w:t>
+      <w:t>2026-08-20</w:t>
       <w:br/>
       <w:br/>
     </w:r>

--- a/tillsyn/A 24846-2025 tillsynsbegäran.docx
+++ b/tillsyn/A 24846-2025 tillsynsbegäran.docx
@@ -393,7 +393,7 @@
     <w:r>
       <w:tab/>
       <w:tab/>
-      <w:t>2026-08-20</w:t>
+      <w:t>2026-08-21</w:t>
       <w:br/>
       <w:br/>
     </w:r>

--- a/tillsyn/A 24846-2025 tillsynsbegäran.docx
+++ b/tillsyn/A 24846-2025 tillsynsbegäran.docx
@@ -393,7 +393,7 @@
     <w:r>
       <w:tab/>
       <w:tab/>
-      <w:t>2026-08-21</w:t>
+      <w:t>2026-08-22</w:t>
       <w:br/>
       <w:br/>
     </w:r>

--- a/tillsyn/A 24846-2025 tillsynsbegäran.docx
+++ b/tillsyn/A 24846-2025 tillsynsbegäran.docx
@@ -393,7 +393,7 @@
     <w:r>
       <w:tab/>
       <w:tab/>
-      <w:t>2026-08-22</w:t>
+      <w:t>2026-08-23</w:t>
       <w:br/>
       <w:br/>
     </w:r>

--- a/tillsyn/A 24846-2025 tillsynsbegäran.docx
+++ b/tillsyn/A 24846-2025 tillsynsbegäran.docx
@@ -393,7 +393,7 @@
     <w:r>
       <w:tab/>
       <w:tab/>
-      <w:t>2026-08-23</w:t>
+      <w:t>2026-08-24</w:t>
       <w:br/>
       <w:br/>
     </w:r>

--- a/tillsyn/A 24846-2025 tillsynsbegäran.docx
+++ b/tillsyn/A 24846-2025 tillsynsbegäran.docx
@@ -393,7 +393,7 @@
     <w:r>
       <w:tab/>
       <w:tab/>
-      <w:t>2026-08-24</w:t>
+      <w:t>2026-08-25</w:t>
       <w:br/>
       <w:br/>
     </w:r>

--- a/tillsyn/A 24846-2025 tillsynsbegäran.docx
+++ b/tillsyn/A 24846-2025 tillsynsbegäran.docx
@@ -22,7 +22,7 @@
       <w:r>
         <w:drawing>
           <wp:inline xmlns:a="http://schemas.openxmlformats.org/drawingml/2006/main" xmlns:pic="http://schemas.openxmlformats.org/drawingml/2006/picture">
-            <wp:extent cx="5486400" cy="5557057"/>
+            <wp:extent cx="5486400" cy="5153462"/>
             <wp:docPr id="1" name="Picture 1"/>
             <wp:cNvGraphicFramePr>
               <a:graphicFrameLocks noChangeAspect="1"/>
@@ -43,7 +43,7 @@
                   <pic:spPr>
                     <a:xfrm>
                       <a:off x="0" y="0"/>
-                      <a:ext cx="5486400" cy="5557057"/>
+                      <a:ext cx="5486400" cy="5153462"/>
                     </a:xfrm>
                     <a:prstGeom prst="rect"/>
                   </pic:spPr>
@@ -60,12 +60,12 @@
         <w:spacing w:after="240"/>
       </w:pPr>
       <w:r>
-        <w:t>Figur 1. Fyndplatser för naturvårdsarter inom 23 meter från avverkningsanmälan. Markörer utan svart kant är placerade på fyndplatsen. Markörer med svart kant är placerade vid sidan av fyndplatsen och har ett svart streck som visar fyndplatsens exakta position. Kartans mittpunktskoordinat är N 7104129, E 727979 i SWEREF 99 TM.</w:t>
+        <w:t>Figur 1. Fyndplatser för naturvårdsarter i och inom 23 meter från avverkningsanmälan. Markörer utan svart kant är placerade på fyndplatsen. Markörer med svart kant är placerade vid sidan av fyndplatsen och har ett svart streck som visar fyndplatsens exakta position. Kartans mittpunktskoordinat är N 7104129, E 727979 i SWEREF 99 TM.</w:t>
       </w:r>
     </w:p>
     <w:p>
       <w:r>
-        <w:t>Inom 23 meter från avverkningsanmälan finns fynd av 1 naturvårdsarter, varav 1 är rödlistad och 1 är fridlyst: talltita (NT, §4). Se Figur 1.</w:t>
+        <w:t>I och inom 23 meter från avverkningsanmälan finns fynd av 6 naturvårdsarter, varav 3 är rödlistade, 2 är fridlysta, 2 är typiska (T) och 2 är signalarter (S): garnlav (VU, T), talltita (NT, §4), violettgrå tagellav (NT, T), gräsull (S), svavelriska (S) och revlummer (§9). Se Figur 1.</w:t>
       </w:r>
     </w:p>
     <w:p>
@@ -104,10 +104,59 @@
         <w:rPr>
           <w:b/>
         </w:rPr>
+        <w:t>Garnlav (VU)</w:t>
+      </w:r>
+      <w:r>
+        <w:t xml:space="preserve"> är en utpräglad barrskogsart som ibland kan drapera träden i norrländska grannaturskogar med hög luftfuktighet. Den förekommer även i talldominerade bestånd där den, förutom i trädens grenverk, påträffas hängande över ojämnheter i tallbarken. Arten har minskat starkt i södra och mellersta Sverige och den minskar även i sitt nordliga utbredningsområde. Minskningstakten uppgår till 30 (20–50) % inom 50 år och överstiger gränsvärdet för Sårbar (VU). Orsaken till tillbakagången beror främst på slutavverkningar av naturskogsartade skogar. Bestånd med riklig förekomst bör regelmässigt sparas, vilket även gynnar flera andra sällsynta och rödlistade arter. Garnlav är värdväxt för den mycket sällsynta och akut hotade fjärilen barrskogslavfly (CR) som hör hemma i boreala barrskogar med riklig förekomst av värdväxten. Tidigare kunde arten konstateras årligen på flera platser vid Dala-Floda i Dalarna innan lokalerna kalavverkades. Senaste fyndet i landet av barrskogslavfly är från år 2000 då den påträffades vid Högberget i Sollefteå kommun. Garnlav är typisk art för </w:t>
+      </w:r>
+      <w:r>
+        <w:rPr>
+          <w:i/>
+        </w:rPr>
+        <w:t xml:space="preserve">9010 Taiga </w:t>
+      </w:r>
+      <w:r>
+        <w:t>och</w:t>
+      </w:r>
+      <w:r>
+        <w:rPr>
+          <w:i/>
+        </w:rPr>
+        <w:t xml:space="preserve"> 9070 Trädklädd betesmark</w:t>
+      </w:r>
+      <w:r>
+        <w:t xml:space="preserve"> (SLU Artdatabanken, 2026).</w:t>
+      </w:r>
+    </w:p>
+    <w:p>
+      <w:r>
+        <w:rPr>
+          <w:b/>
+        </w:rPr>
         <w:t>Talltita (NT, §4)</w:t>
       </w:r>
       <w:r>
         <w:t>, rödlistad som nära hotad och prioriterad art i Skogsvårdslagen, har häckningsrevir i anmälan. Arten har minskat kraftigt de senaste 30 åren och minskningstakten innevarande 10-årsperiod beräknas till 20 (10–30) %. Talltitan är synnerligen trogen sitt cirka 15 hektar stora revir och är beroende av flerskiktade olikåldriga skogar för att kunna föda upp sina ungar. Talltitan försvinner om dess livsmiljö kalavverkas (Eggers &amp; Low, 2014; Ekman, 1979; Griesser et al, 2007; Klein, 2020; Siffczyk et al, 2003; SLU Artdatabanken, 2021).</w:t>
+      </w:r>
+    </w:p>
+    <w:p>
+      <w:r>
+        <w:rPr>
+          <w:b/>
+        </w:rPr>
+        <w:t>Violettgrå tagellav (NT)</w:t>
+      </w:r>
+      <w:r>
+        <w:t xml:space="preserve"> växer nästan uteslutande i gamla olikåldriga barrnaturskogar med lång skoglig kontinuitet och är en utmärkt signal på skog med höga naturvärden. Slutavverkning av tidigare aldrig slutavverkad skog (kontinuitetsskog) är det största hotet. Biotopen nyskapas i begränsad omfattning och barrskog äldre än 160 år, där den violettgrå tagellaven huvudsakligen påträffas har minskat med 50% de senaste 50 åren. Lågproduktiv skogsmark där laven förekommer bör undantas från skogsbruk och rika förekomster i äldre granskog bör skyddas. Arten är känslig för uttorkning och det är väsentligt att tillräckligt stora bestånd avsätts. Violettgrå tagellav är typisk art för </w:t>
+      </w:r>
+      <w:r>
+        <w:rPr>
+          <w:i/>
+        </w:rPr>
+        <w:t>9010 Taiga</w:t>
+      </w:r>
+      <w:r>
+        <w:t xml:space="preserve"> (SLU Artdatabanken, 2024; Nitare &amp; Skogsstyrelsen, 2019).</w:t>
       </w:r>
     </w:p>
     <w:p>
@@ -393,7 +442,7 @@
     <w:r>
       <w:tab/>
       <w:tab/>
-      <w:t>2026-08-25</w:t>
+      <w:t>2026-08-26</w:t>
       <w:br/>
       <w:br/>
     </w:r>

--- a/tillsyn/A 24846-2025 tillsynsbegäran.docx
+++ b/tillsyn/A 24846-2025 tillsynsbegäran.docx
@@ -442,7 +442,7 @@
     <w:r>
       <w:tab/>
       <w:tab/>
-      <w:t>2026-08-26</w:t>
+      <w:t>2026-08-27</w:t>
       <w:br/>
       <w:br/>
     </w:r>

--- a/tillsyn/A 24846-2025 tillsynsbegäran.docx
+++ b/tillsyn/A 24846-2025 tillsynsbegäran.docx
@@ -442,7 +442,7 @@
     <w:r>
       <w:tab/>
       <w:tab/>
-      <w:t>2026-08-27</w:t>
+      <w:t>2026-08-28</w:t>
       <w:br/>
       <w:br/>
     </w:r>

--- a/tillsyn/A 24846-2025 tillsynsbegäran.docx
+++ b/tillsyn/A 24846-2025 tillsynsbegäran.docx
@@ -442,7 +442,7 @@
     <w:r>
       <w:tab/>
       <w:tab/>
-      <w:t>2026-08-28</w:t>
+      <w:t>2026-08-29</w:t>
       <w:br/>
       <w:br/>
     </w:r>

--- a/tillsyn/A 24846-2025 tillsynsbegäran.docx
+++ b/tillsyn/A 24846-2025 tillsynsbegäran.docx
@@ -442,7 +442,7 @@
     <w:r>
       <w:tab/>
       <w:tab/>
-      <w:t>2026-08-29</w:t>
+      <w:t>2026-08-31</w:t>
       <w:br/>
       <w:br/>
     </w:r>

--- a/tillsyn/A 24846-2025 tillsynsbegäran.docx
+++ b/tillsyn/A 24846-2025 tillsynsbegäran.docx
@@ -442,7 +442,7 @@
     <w:r>
       <w:tab/>
       <w:tab/>
-      <w:t>2026-08-31</w:t>
+      <w:t>2026-09-01</w:t>
       <w:br/>
       <w:br/>
     </w:r>

--- a/tillsyn/A 24846-2025 tillsynsbegäran.docx
+++ b/tillsyn/A 24846-2025 tillsynsbegäran.docx
@@ -442,7 +442,7 @@
     <w:r>
       <w:tab/>
       <w:tab/>
-      <w:t>2026-09-01</w:t>
+      <w:t>2026-09-02</w:t>
       <w:br/>
       <w:br/>
     </w:r>

--- a/tillsyn/A 24846-2025 tillsynsbegäran.docx
+++ b/tillsyn/A 24846-2025 tillsynsbegäran.docx
@@ -442,7 +442,7 @@
     <w:r>
       <w:tab/>
       <w:tab/>
-      <w:t>2026-09-02</w:t>
+      <w:t>2026-09-03</w:t>
       <w:br/>
       <w:br/>
     </w:r>

--- a/tillsyn/A 24846-2025 tillsynsbegäran.docx
+++ b/tillsyn/A 24846-2025 tillsynsbegäran.docx
@@ -442,7 +442,7 @@
     <w:r>
       <w:tab/>
       <w:tab/>
-      <w:t>2026-09-03</w:t>
+      <w:t>2026-09-04</w:t>
       <w:br/>
       <w:br/>
     </w:r>

--- a/tillsyn/A 24846-2025 tillsynsbegäran.docx
+++ b/tillsyn/A 24846-2025 tillsynsbegäran.docx
@@ -442,7 +442,7 @@
     <w:r>
       <w:tab/>
       <w:tab/>
-      <w:t>2026-09-04</w:t>
+      <w:t>2026-09-05</w:t>
       <w:br/>
       <w:br/>
     </w:r>

--- a/tillsyn/A 24846-2025 tillsynsbegäran.docx
+++ b/tillsyn/A 24846-2025 tillsynsbegäran.docx
@@ -442,7 +442,7 @@
     <w:r>
       <w:tab/>
       <w:tab/>
-      <w:t>2026-09-05</w:t>
+      <w:t>2026-09-06</w:t>
       <w:br/>
       <w:br/>
     </w:r>

--- a/tillsyn/A 24846-2025 tillsynsbegäran.docx
+++ b/tillsyn/A 24846-2025 tillsynsbegäran.docx
@@ -442,7 +442,7 @@
     <w:r>
       <w:tab/>
       <w:tab/>
-      <w:t>2026-09-06</w:t>
+      <w:t>2026-09-07</w:t>
       <w:br/>
       <w:br/>
     </w:r>

--- a/tillsyn/A 24846-2025 tillsynsbegäran.docx
+++ b/tillsyn/A 24846-2025 tillsynsbegäran.docx
@@ -442,7 +442,7 @@
     <w:r>
       <w:tab/>
       <w:tab/>
-      <w:t>2026-09-07</w:t>
+      <w:t>2026-09-08</w:t>
       <w:br/>
       <w:br/>
     </w:r>

--- a/tillsyn/A 24846-2025 tillsynsbegäran.docx
+++ b/tillsyn/A 24846-2025 tillsynsbegäran.docx
@@ -442,7 +442,7 @@
     <w:r>
       <w:tab/>
       <w:tab/>
-      <w:t>2026-09-08</w:t>
+      <w:t>2026-09-09</w:t>
       <w:br/>
       <w:br/>
     </w:r>

--- a/tillsyn/A 24846-2025 tillsynsbegäran.docx
+++ b/tillsyn/A 24846-2025 tillsynsbegäran.docx
@@ -442,7 +442,7 @@
     <w:r>
       <w:tab/>
       <w:tab/>
-      <w:t>2026-09-09</w:t>
+      <w:t>2026-09-10</w:t>
       <w:br/>
       <w:br/>
     </w:r>

--- a/tillsyn/A 24846-2025 tillsynsbegäran.docx
+++ b/tillsyn/A 24846-2025 tillsynsbegäran.docx
@@ -442,7 +442,7 @@
     <w:r>
       <w:tab/>
       <w:tab/>
-      <w:t>2026-09-10</w:t>
+      <w:t>2026-09-11</w:t>
       <w:br/>
       <w:br/>
     </w:r>

--- a/tillsyn/A 24846-2025 tillsynsbegäran.docx
+++ b/tillsyn/A 24846-2025 tillsynsbegäran.docx
@@ -442,7 +442,7 @@
     <w:r>
       <w:tab/>
       <w:tab/>
-      <w:t>2026-09-11</w:t>
+      <w:t>2026-09-12</w:t>
       <w:br/>
       <w:br/>
     </w:r>
